--- a/Taylor/Go Node/Taylor Pentz.docx
+++ b/Taylor/Go Node/Taylor Pentz.docx
@@ -10,8 +10,9 @@
         <w:jc w:val="center"/>
         <w:rPr>
           <w:rFonts w:ascii="Times New Roman" w:eastAsia="Times New Roman" w:hAnsi="Times New Roman" w:cs="Times New Roman"/>
-          <w:sz w:val="24"/>
-          <w:szCs w:val="24"/>
+          <w:sz w:val="28"/>
+          <w:szCs w:val="24"/>
+          <w:u w:val="single"/>
         </w:rPr>
       </w:pPr>
       <w:r>
@@ -58,8 +59,6 @@
         </w:rPr>
         <w:t>Senior Software</w:t>
       </w:r>
-      <w:bookmarkStart w:id="0" w:name="_GoBack"/>
-      <w:bookmarkEnd w:id="0"/>
       <w:r>
         <w:rPr>
           <w:rFonts w:ascii="Arial Black" w:eastAsia="Times New Roman" w:hAnsi="Arial Black" w:cs="Times New Roman"/>
@@ -96,29 +95,33 @@
           <w:sz w:val="24"/>
           <w:szCs w:val="24"/>
         </w:rPr>
-        <w:t xml:space="preserve"> | 1601 Larkin, High Point, NC | +1 8042860439</w:t>
-      </w:r>
-    </w:p>
-    <w:p>
-      <w:pPr>
-        <w:shd w:val="clear" w:color="auto" w:fill="DBE5F1" w:themeFill="accent1" w:themeFillTint="33"/>
-        <w:spacing w:after="0" w:line="240" w:lineRule="auto"/>
-        <w:contextualSpacing/>
-        <w:jc w:val="center"/>
+        <w:t xml:space="preserve"> | 1601 Larkin, High Point, NC | </w:t>
+      </w:r>
+      <w:r>
         <w:rPr>
           <w:rFonts w:ascii="Times New Roman" w:eastAsia="Times New Roman" w:hAnsi="Times New Roman" w:cs="Times New Roman"/>
-          <w:sz w:val="28"/>
-          <w:szCs w:val="24"/>
-          <w:u w:val="single"/>
-        </w:rPr>
-      </w:pPr>
+          <w:sz w:val="24"/>
+          <w:szCs w:val="24"/>
+        </w:rPr>
+        <w:t>+1 (980) 981-4522</w:t>
+      </w:r>
+      <w:r>
+        <w:rPr>
+          <w:rFonts w:ascii="Times New Roman" w:eastAsia="Times New Roman" w:hAnsi="Times New Roman" w:cs="Times New Roman"/>
+          <w:sz w:val="24"/>
+          <w:szCs w:val="24"/>
+        </w:rPr>
+        <w:t xml:space="preserve"> </w:t>
+      </w:r>
       <w:r>
         <w:rPr>
           <w:rFonts w:ascii="Times New Roman" w:hAnsi="Times New Roman" w:cs="Times New Roman"/>
           <w:sz w:val="24"/>
         </w:rPr>
-        <w:t>https://www.linkedin.com/in/taylor-pentz-698a98381/</w:t>
-      </w:r>
+        <w:t>https://www.linkedin.com/in/taylor-pentz-10a92a3aa</w:t>
+      </w:r>
+      <w:bookmarkStart w:id="0" w:name="_GoBack"/>
+      <w:bookmarkEnd w:id="0"/>
     </w:p>
     <w:p>
       <w:pPr>
@@ -6046,7 +6049,7 @@
 </file>
 
 <file path=customXml/itemProps1.xml><?xml version="1.0" encoding="utf-8"?>
-<ds:datastoreItem xmlns:ds="http://schemas.openxmlformats.org/officeDocument/2006/customXml" ds:itemID="{793E3F17-6C6D-4D8D-AE49-FADFF6A5230E}">
+<ds:datastoreItem xmlns:ds="http://schemas.openxmlformats.org/officeDocument/2006/customXml" ds:itemID="{6004BC0A-57FF-4640-A89B-738DF77F0A43}">
   <ds:schemaRefs>
     <ds:schemaRef ds:uri="http://schemas.openxmlformats.org/officeDocument/2006/bibliography"/>
   </ds:schemaRefs>

--- a/Taylor/Go Node/Taylor Pentz.docx
+++ b/Taylor/Go Node/Taylor Pentz.docx
@@ -118,7 +118,7 @@
           <w:rFonts w:ascii="Times New Roman" w:hAnsi="Times New Roman" w:cs="Times New Roman"/>
           <w:sz w:val="24"/>
         </w:rPr>
-        <w:t>https://www.linkedin.com/in/taylor-pentz-10a92a3aa</w:t>
+        <w:t>https://www.linkedin.com/in/taylor-p-b0389a3ba</w:t>
       </w:r>
       <w:bookmarkStart w:id="0" w:name="_GoBack"/>
       <w:bookmarkEnd w:id="0"/>
@@ -249,25 +249,7 @@
           <w:sz w:val="24"/>
           <w:szCs w:val="24"/>
         </w:rPr>
-        <w:t xml:space="preserve">Proven success in delivering infrastructure-as-code using </w:t>
-      </w:r>
-      <w:proofErr w:type="spellStart"/>
-      <w:r>
-        <w:rPr>
-          <w:rFonts w:asciiTheme="majorBidi" w:hAnsiTheme="majorBidi" w:cstheme="majorBidi"/>
-          <w:sz w:val="24"/>
-          <w:szCs w:val="24"/>
-        </w:rPr>
-        <w:t>Terraform</w:t>
-      </w:r>
-      <w:proofErr w:type="spellEnd"/>
-      <w:r>
-        <w:rPr>
-          <w:rFonts w:asciiTheme="majorBidi" w:hAnsiTheme="majorBidi" w:cstheme="majorBidi"/>
-          <w:sz w:val="24"/>
-          <w:szCs w:val="24"/>
-        </w:rPr>
-        <w:t xml:space="preserve"> and </w:t>
+        <w:t xml:space="preserve">Proven success in delivering infrastructure-as-code using Terraform and </w:t>
       </w:r>
       <w:proofErr w:type="spellStart"/>
       <w:r>
@@ -454,29 +436,16 @@
         <w:t>Databases:</w:t>
       </w:r>
       <w:r>
-        <w:t xml:space="preserve"> MySQL, </w:t>
+        <w:t xml:space="preserve"> MySQL, PostgreSQL, </w:t>
       </w:r>
       <w:proofErr w:type="spellStart"/>
       <w:r>
-        <w:t>PostgreSQL</w:t>
+        <w:t>Redis</w:t>
       </w:r>
       <w:proofErr w:type="spellEnd"/>
       <w:r>
-        <w:t xml:space="preserve">, </w:t>
-      </w:r>
-      <w:proofErr w:type="spellStart"/>
-      <w:r>
-        <w:t>Redis</w:t>
-      </w:r>
-      <w:proofErr w:type="spellEnd"/>
-      <w:r>
-        <w:t xml:space="preserve">, </w:t>
-      </w:r>
-      <w:proofErr w:type="spellStart"/>
-      <w:r>
-        <w:t>MongoDB</w:t>
-      </w:r>
-      <w:proofErr w:type="spellEnd"/>
+        <w:t>, MongoDB</w:t>
+      </w:r>
     </w:p>
     <w:p>
       <w:pPr>
@@ -487,68 +456,28 @@
         </w:numPr>
         <w:jc w:val="both"/>
       </w:pPr>
+      <w:r>
+        <w:rPr>
+          <w:rStyle w:val="Strong"/>
+        </w:rPr>
+        <w:t xml:space="preserve">DevOps &amp; </w:t>
+      </w:r>
       <w:proofErr w:type="spellStart"/>
       <w:r>
         <w:rPr>
           <w:rStyle w:val="Strong"/>
         </w:rPr>
-        <w:t>DevOps</w:t>
+        <w:t>IaC</w:t>
       </w:r>
       <w:proofErr w:type="spellEnd"/>
       <w:r>
         <w:rPr>
           <w:rStyle w:val="Strong"/>
         </w:rPr>
-        <w:t xml:space="preserve"> &amp; </w:t>
-      </w:r>
-      <w:proofErr w:type="spellStart"/>
-      <w:r>
-        <w:rPr>
-          <w:rStyle w:val="Strong"/>
-        </w:rPr>
-        <w:t>IaC</w:t>
-      </w:r>
-      <w:proofErr w:type="spellEnd"/>
-      <w:r>
-        <w:rPr>
-          <w:rStyle w:val="Strong"/>
-        </w:rPr>
         <w:t>:</w:t>
       </w:r>
       <w:r>
-        <w:t xml:space="preserve"> </w:t>
-      </w:r>
-      <w:proofErr w:type="spellStart"/>
-      <w:r>
-        <w:t>Terraform</w:t>
-      </w:r>
-      <w:proofErr w:type="spellEnd"/>
-      <w:r>
-        <w:t xml:space="preserve">, </w:t>
-      </w:r>
-      <w:proofErr w:type="spellStart"/>
-      <w:r>
-        <w:t>Docker</w:t>
-      </w:r>
-      <w:proofErr w:type="spellEnd"/>
-      <w:r>
-        <w:t xml:space="preserve">, </w:t>
-      </w:r>
-      <w:proofErr w:type="spellStart"/>
-      <w:r>
-        <w:t>Kubernetes</w:t>
-      </w:r>
-      <w:proofErr w:type="spellEnd"/>
-      <w:r>
-        <w:t xml:space="preserve">, Jenkins, </w:t>
-      </w:r>
-      <w:proofErr w:type="spellStart"/>
-      <w:r>
-        <w:t>GitHub</w:t>
-      </w:r>
-      <w:proofErr w:type="spellEnd"/>
-      <w:r>
-        <w:t xml:space="preserve"> Actions</w:t>
+        <w:t xml:space="preserve"> Terraform, Docker, Kubernetes, Jenkins, GitHub Actions</w:t>
       </w:r>
     </w:p>
     <w:p>
@@ -575,15 +504,7 @@
       </w:r>
       <w:proofErr w:type="spellEnd"/>
       <w:r>
-        <w:t xml:space="preserve">, VS Code, Postman, </w:t>
-      </w:r>
-      <w:proofErr w:type="spellStart"/>
-      <w:r>
-        <w:t>Jira</w:t>
-      </w:r>
-      <w:proofErr w:type="spellEnd"/>
-      <w:r>
-        <w:t>, Confluence</w:t>
+        <w:t>, VS Code, Postman, Jira, Confluence</w:t>
       </w:r>
     </w:p>
     <w:p>
@@ -602,31 +523,15 @@
         <w:t>Other:</w:t>
       </w:r>
       <w:r>
-        <w:t xml:space="preserve"> </w:t>
+        <w:t xml:space="preserve"> RESTful API Design, OAuth2/JWT, </w:t>
       </w:r>
       <w:proofErr w:type="spellStart"/>
       <w:r>
-        <w:t>RESTful</w:t>
+        <w:t>Microservice</w:t>
       </w:r>
       <w:proofErr w:type="spellEnd"/>
       <w:r>
-        <w:t xml:space="preserve"> API Design, OAuth2/JWT, </w:t>
-      </w:r>
-      <w:proofErr w:type="spellStart"/>
-      <w:r>
-        <w:t>Microservice</w:t>
-      </w:r>
-      <w:proofErr w:type="spellEnd"/>
-      <w:r>
-        <w:t xml:space="preserve"> Architecture, </w:t>
-      </w:r>
-      <w:proofErr w:type="spellStart"/>
-      <w:r>
-        <w:t>Observability</w:t>
-      </w:r>
-      <w:proofErr w:type="spellEnd"/>
-      <w:r>
-        <w:t xml:space="preserve"> (Prometheus, </w:t>
+        <w:t xml:space="preserve"> Architecture, Observability (Prometheus, </w:t>
       </w:r>
       <w:proofErr w:type="spellStart"/>
       <w:r>
@@ -781,15 +686,7 @@
       </w:r>
       <w:proofErr w:type="spellEnd"/>
       <w:r>
-        <w:t xml:space="preserve"> with </w:t>
-      </w:r>
-      <w:proofErr w:type="spellStart"/>
-      <w:r>
-        <w:t>Kubernetes</w:t>
-      </w:r>
-      <w:proofErr w:type="spellEnd"/>
-      <w:r>
-        <w:t xml:space="preserve">, Go, and </w:t>
+        <w:t xml:space="preserve"> with Kubernetes, Go, and </w:t>
       </w:r>
       <w:proofErr w:type="spellStart"/>
       <w:r>
@@ -810,15 +707,7 @@
         <w:jc w:val="both"/>
       </w:pPr>
       <w:r>
-        <w:t xml:space="preserve">Engineered CI/CD pipelines using </w:t>
-      </w:r>
-      <w:proofErr w:type="spellStart"/>
-      <w:r>
-        <w:t>Terraform</w:t>
-      </w:r>
-      <w:proofErr w:type="spellEnd"/>
-      <w:r>
-        <w:t xml:space="preserve"> for GCP infrastructure and </w:t>
+        <w:t xml:space="preserve">Engineered CI/CD pipelines using Terraform for GCP infrastructure and </w:t>
       </w:r>
       <w:proofErr w:type="spellStart"/>
       <w:r>
@@ -881,15 +770,7 @@
       </w:r>
       <w:proofErr w:type="spellEnd"/>
       <w:r>
-        <w:t xml:space="preserve"> for real-time </w:t>
-      </w:r>
-      <w:proofErr w:type="spellStart"/>
-      <w:r>
-        <w:t>observability</w:t>
-      </w:r>
-      <w:proofErr w:type="spellEnd"/>
-      <w:r>
-        <w:t xml:space="preserve"> and created alert policies tied to latency and availability SLAs.</w:t>
+        <w:t xml:space="preserve"> for real-time observability and created alert policies tied to latency and availability SLAs.</w:t>
       </w:r>
     </w:p>
     <w:p>
@@ -903,31 +784,7 @@
       </w:pPr>
       <w:r>
         <w:lastRenderedPageBreak/>
-        <w:t xml:space="preserve">Enhanced development workflow with </w:t>
-      </w:r>
-      <w:proofErr w:type="spellStart"/>
-      <w:r>
-        <w:t>GitHub</w:t>
-      </w:r>
-      <w:proofErr w:type="spellEnd"/>
-      <w:r>
-        <w:t xml:space="preserve"> Actions and </w:t>
-      </w:r>
-      <w:proofErr w:type="spellStart"/>
-      <w:r>
-        <w:t>Terraform</w:t>
-      </w:r>
-      <w:proofErr w:type="spellEnd"/>
-      <w:r>
-        <w:t xml:space="preserve"> Cloud to manage infrastructure codebase and standardize deployment practices across </w:t>
-      </w:r>
-      <w:proofErr w:type="spellStart"/>
-      <w:r>
-        <w:t>dev</w:t>
-      </w:r>
-      <w:proofErr w:type="spellEnd"/>
-      <w:r>
-        <w:t>/stage/prod.</w:t>
+        <w:t>Enhanced development workflow with GitHub Actions and Terraform Cloud to manage infrastructure codebase and standardize deployment practices across dev/stage/prod.</w:t>
       </w:r>
     </w:p>
     <w:p>
@@ -1128,15 +985,7 @@
       </w:r>
       <w:proofErr w:type="spellEnd"/>
       <w:r>
-        <w:t xml:space="preserve"> stacks to provision EC2, RDS, IAM, and S3 services for multiple </w:t>
-      </w:r>
-      <w:proofErr w:type="spellStart"/>
-      <w:r>
-        <w:t>dev</w:t>
-      </w:r>
-      <w:proofErr w:type="spellEnd"/>
-      <w:r>
-        <w:t xml:space="preserve"> and test environments with automated teardown support.</w:t>
+        <w:t xml:space="preserve"> stacks to provision EC2, RDS, IAM, and S3 services for multiple dev and test environments with automated teardown support.</w:t>
       </w:r>
     </w:p>
     <w:p>
@@ -1149,15 +998,7 @@
         <w:jc w:val="both"/>
       </w:pPr>
       <w:r>
-        <w:t xml:space="preserve">Developed reusable </w:t>
-      </w:r>
-      <w:proofErr w:type="spellStart"/>
-      <w:r>
-        <w:t>Terraform</w:t>
-      </w:r>
-      <w:proofErr w:type="spellEnd"/>
-      <w:r>
-        <w:t xml:space="preserve"> modules for infrastructure provisioning in client projects, promoting code reuse and compliance with internal security standards.</w:t>
+        <w:t>Developed reusable Terraform modules for infrastructure provisioning in client projects, promoting code reuse and compliance with internal security standards.</w:t>
       </w:r>
     </w:p>
     <w:p>
@@ -1170,15 +1011,7 @@
         <w:jc w:val="both"/>
       </w:pPr>
       <w:r>
-        <w:t xml:space="preserve">Participated in containerizing legacy services using </w:t>
-      </w:r>
-      <w:proofErr w:type="spellStart"/>
-      <w:r>
-        <w:t>Docker</w:t>
-      </w:r>
-      <w:proofErr w:type="spellEnd"/>
-      <w:r>
-        <w:t xml:space="preserve"> and ECS </w:t>
+        <w:t xml:space="preserve">Participated in containerizing legacy services using Docker and ECS </w:t>
       </w:r>
       <w:proofErr w:type="spellStart"/>
       <w:r>
@@ -1468,15 +1301,7 @@
         <w:jc w:val="both"/>
       </w:pPr>
       <w:r>
-        <w:t xml:space="preserve">Documented key architectural decisions, API contracts, and deployment </w:t>
-      </w:r>
-      <w:proofErr w:type="spellStart"/>
-      <w:r>
-        <w:t>runbooks</w:t>
-      </w:r>
-      <w:proofErr w:type="spellEnd"/>
-      <w:r>
-        <w:t xml:space="preserve"> for onboarding and cross-team alignment.</w:t>
+        <w:t>Documented key architectural decisions, API contracts, and deployment runbooks for onboarding and cross-team alignment.</w:t>
       </w:r>
     </w:p>
     <w:p>
@@ -1593,23 +1418,7 @@
       </w:r>
       <w:proofErr w:type="spellEnd"/>
       <w:r>
-        <w:t xml:space="preserve"> for the Azure </w:t>
-      </w:r>
-      <w:proofErr w:type="spellStart"/>
-      <w:r>
-        <w:t>DevOps</w:t>
-      </w:r>
-      <w:proofErr w:type="spellEnd"/>
-      <w:r>
-        <w:t xml:space="preserve"> platform, using Go and </w:t>
-      </w:r>
-      <w:proofErr w:type="spellStart"/>
-      <w:r>
-        <w:t>Docker</w:t>
-      </w:r>
-      <w:proofErr w:type="spellEnd"/>
-      <w:r>
-        <w:t xml:space="preserve"> for containerized execution in test clusters.</w:t>
+        <w:t xml:space="preserve"> for the Azure DevOps platform, using Go and Docker for containerized execution in test clusters.</w:t>
       </w:r>
     </w:p>
     <w:p>
@@ -1643,31 +1452,15 @@
       </w:r>
       <w:proofErr w:type="spellEnd"/>
       <w:r>
-        <w:t xml:space="preserve"> templates and </w:t>
+        <w:t xml:space="preserve"> templates and Terraform </w:t>
       </w:r>
       <w:proofErr w:type="spellStart"/>
       <w:r>
-        <w:t>Terraform</w:t>
+        <w:t>configs</w:t>
       </w:r>
       <w:proofErr w:type="spellEnd"/>
       <w:r>
-        <w:t xml:space="preserve"> </w:t>
-      </w:r>
-      <w:proofErr w:type="spellStart"/>
-      <w:r>
-        <w:t>configs</w:t>
-      </w:r>
-      <w:proofErr w:type="spellEnd"/>
-      <w:r>
-        <w:t xml:space="preserve"> for shared </w:t>
-      </w:r>
-      <w:proofErr w:type="spellStart"/>
-      <w:r>
-        <w:t>dev</w:t>
-      </w:r>
-      <w:proofErr w:type="spellEnd"/>
-      <w:r>
-        <w:t xml:space="preserve"> environments.</w:t>
+        <w:t xml:space="preserve"> for shared dev environments.</w:t>
       </w:r>
     </w:p>
     <w:p>
@@ -1837,15 +1630,7 @@
       </w:r>
       <w:proofErr w:type="spellEnd"/>
       <w:r>
-        <w:t xml:space="preserve"> API gateway using Node.js and Apollo Federation to integrate multiple services. Introduced request </w:t>
-      </w:r>
-      <w:proofErr w:type="spellStart"/>
-      <w:r>
-        <w:t>deduplication</w:t>
-      </w:r>
-      <w:proofErr w:type="spellEnd"/>
-      <w:r>
-        <w:t>, caching strategies, and MySQL read replica routing.</w:t>
+        <w:t xml:space="preserve"> API gateway using Node.js and Apollo Federation to integrate multiple services. Introduced request deduplication, caching strategies, and MySQL read replica routing.</w:t>
       </w:r>
     </w:p>
     <w:p>
@@ -1873,31 +1658,15 @@
       </w:r>
       <w:r>
         <w:br/>
-        <w:t xml:space="preserve">Created reusable </w:t>
+        <w:t xml:space="preserve">Created reusable Terraform modules for deploying a complete </w:t>
       </w:r>
       <w:proofErr w:type="spellStart"/>
       <w:r>
-        <w:t>Terraform</w:t>
+        <w:t>microservice</w:t>
       </w:r>
       <w:proofErr w:type="spellEnd"/>
       <w:r>
-        <w:t xml:space="preserve"> modules for deploying a complete </w:t>
-      </w:r>
-      <w:proofErr w:type="spellStart"/>
-      <w:r>
-        <w:t>microservice</w:t>
-      </w:r>
-      <w:proofErr w:type="spellEnd"/>
-      <w:r>
-        <w:t xml:space="preserve"> architecture on AWS including VPC, ECS, RDS, S3, IAM, and ALB. Integrated with </w:t>
-      </w:r>
-      <w:proofErr w:type="spellStart"/>
-      <w:r>
-        <w:t>GitHub</w:t>
-      </w:r>
-      <w:proofErr w:type="spellEnd"/>
-      <w:r>
-        <w:t xml:space="preserve"> Actions for zero-downtime deployments.</w:t>
+        <w:t xml:space="preserve"> architecture on AWS including VPC, ECS, RDS, S3, IAM, and ALB. Integrated with GitHub Actions for zero-downtime deployments.</w:t>
       </w:r>
     </w:p>
     <w:p>
@@ -1990,41 +1759,13 @@
           <w:szCs w:val="24"/>
         </w:rPr>
       </w:pPr>
-      <w:proofErr w:type="spellStart"/>
       <w:r>
         <w:rPr>
           <w:rFonts w:ascii="Times New Roman" w:eastAsia="Times New Roman" w:hAnsi="Times New Roman" w:cs="Times New Roman"/>
           <w:sz w:val="24"/>
           <w:szCs w:val="24"/>
         </w:rPr>
-        <w:t>MongoDB</w:t>
-      </w:r>
-      <w:proofErr w:type="spellEnd"/>
-      <w:r>
-        <w:rPr>
-          <w:rFonts w:ascii="Times New Roman" w:eastAsia="Times New Roman" w:hAnsi="Times New Roman" w:cs="Times New Roman"/>
-          <w:sz w:val="24"/>
-          <w:szCs w:val="24"/>
-        </w:rPr>
-        <w:t xml:space="preserve"> for Developers (</w:t>
-      </w:r>
-      <w:proofErr w:type="spellStart"/>
-      <w:r>
-        <w:rPr>
-          <w:rFonts w:ascii="Times New Roman" w:eastAsia="Times New Roman" w:hAnsi="Times New Roman" w:cs="Times New Roman"/>
-          <w:sz w:val="24"/>
-          <w:szCs w:val="24"/>
-        </w:rPr>
-        <w:t>MongoDB</w:t>
-      </w:r>
-      <w:proofErr w:type="spellEnd"/>
-      <w:r>
-        <w:rPr>
-          <w:rFonts w:ascii="Times New Roman" w:eastAsia="Times New Roman" w:hAnsi="Times New Roman" w:cs="Times New Roman"/>
-          <w:sz w:val="24"/>
-          <w:szCs w:val="24"/>
-        </w:rPr>
-        <w:t xml:space="preserve"> University)</w:t>
+        <w:t>MongoDB for Developers (MongoDB University)</w:t>
       </w:r>
     </w:p>
     <w:p>
@@ -2048,25 +1789,7 @@
           <w:sz w:val="24"/>
           <w:szCs w:val="24"/>
         </w:rPr>
-        <w:t>Python for Data Structures and Algorithms (</w:t>
-      </w:r>
-      <w:proofErr w:type="spellStart"/>
-      <w:r>
-        <w:rPr>
-          <w:rFonts w:ascii="Times New Roman" w:eastAsia="Times New Roman" w:hAnsi="Times New Roman" w:cs="Times New Roman"/>
-          <w:sz w:val="24"/>
-          <w:szCs w:val="24"/>
-        </w:rPr>
-        <w:t>Coursera</w:t>
-      </w:r>
-      <w:proofErr w:type="spellEnd"/>
-      <w:r>
-        <w:rPr>
-          <w:rFonts w:ascii="Times New Roman" w:eastAsia="Times New Roman" w:hAnsi="Times New Roman" w:cs="Times New Roman"/>
-          <w:sz w:val="24"/>
-          <w:szCs w:val="24"/>
-        </w:rPr>
-        <w:t>)</w:t>
+        <w:t>Python for Data Structures and Algorithms (Coursera)</w:t>
       </w:r>
     </w:p>
     <w:p>
@@ -6049,7 +5772,7 @@
 </file>
 
 <file path=customXml/itemProps1.xml><?xml version="1.0" encoding="utf-8"?>
-<ds:datastoreItem xmlns:ds="http://schemas.openxmlformats.org/officeDocument/2006/customXml" ds:itemID="{6004BC0A-57FF-4640-A89B-738DF77F0A43}">
+<ds:datastoreItem xmlns:ds="http://schemas.openxmlformats.org/officeDocument/2006/customXml" ds:itemID="{6FE5AAF1-7635-414C-BE78-9D83DA6379EB}">
   <ds:schemaRefs>
     <ds:schemaRef ds:uri="http://schemas.openxmlformats.org/officeDocument/2006/bibliography"/>
   </ds:schemaRefs>
